--- a/docs/csv-validation/SOP-EDHR-090-文档培训版本控制-受控草案.docx
+++ b/docs/csv-validation/SOP-EDHR-090-文档培训版本控制-受控草案.docx
@@ -74,7 +74,7 @@
           <w:i w:val="false"/>
           <w:sz w:val="21"/>
         </w:rPr>
-        <w:t xml:space="preserve">文件编号：SOP-EDHR-090　版本：V0.1　生成日期：2026年09月09日</w:t>
+        <w:t xml:space="preserve">文件编号 SOP-EDHR-090　版本 V0.1　生成日期 2026年09月09日</w:t>
       </w:r>
     </w:p>
     <w:tbl>
@@ -2806,7 +2806,7 @@
           <w:color w:val="1F4E79"/>
           <w:sz w:val="36"/>
         </w:rPr>
-        <w:t xml:space="preserve">6. 修订、审核和批准</w:t>
+        <w:t xml:space="preserve">六、修订、审核和批准</w:t>
       </w:r>
     </w:p>
     <w:p>
@@ -3476,7 +3476,7 @@
           <w:color w:val="1F4E79"/>
           <w:sz w:val="36"/>
         </w:rPr>
-        <w:t xml:space="preserve">7. 发放、回收和作废</w:t>
+        <w:t xml:space="preserve">七、发放、回收和作废</w:t>
       </w:r>
     </w:p>
     <w:p>
@@ -4681,7 +4681,7 @@
           <w:color w:val="1F4E79"/>
           <w:sz w:val="36"/>
         </w:rPr>
-        <w:t xml:space="preserve">10. 有效性检查、偏差和 CAPA</w:t>
+        <w:t xml:space="preserve">十、有效性检查、偏差和 CAPA</w:t>
       </w:r>
     </w:p>
     <w:p>
@@ -5931,8 +5931,8 @@
       </w:r>
     </w:p>
     <w:sectPr>
-      <w:footerReference w:type="default" r:id="R7ac60779be4b42f2"/>
-      <w:footerReference w:type="first" r:id="R4e12efc64cde4e61"/>
+      <w:footerReference w:type="default" r:id="R1ff6d22793a04cd3"/>
+      <w:footerReference w:type="first" r:id="R12e0e4aa5b7845d6"/>
       <w:pgSz w:w="11906" w:h="16838"/>
       <w:pgMar w:top="1134" w:right="1247" w:bottom="1134" w:left="1247" w:footer="680"/>
       <w:titlePg/>
